--- a/Fiches-descriptive/Fiche-descriptive_GERER_LES_PROCESSUS.docx
+++ b/Fiches-descriptive/Fiche-descriptive_GERER_LES_PROCESSUS.docx
@@ -40,7 +40,7 @@
                 <w:sz w:val="28"/>
                 <w:szCs w:val="28"/>
               </w:rPr>
-              <w:t xml:space="preserve">Cas d’utilisation : </w:t>
+              <w:t xml:space="preserve">as d’utilisation : </w:t>
             </w:r>
             <w:r>
               <w:rPr>
@@ -1211,17 +1211,16 @@
           <w:noProof/>
         </w:rPr>
       </w:pPr>
-      <w:bookmarkStart w:id="0" w:name="_GoBack"/>
       <w:r>
         <w:rPr>
           <w:noProof/>
         </w:rPr>
         <w:lastRenderedPageBreak/>
         <w:drawing>
-          <wp:inline distT="0" distB="0" distL="0" distR="0">
-            <wp:extent cx="6240145" cy="3512665"/>
-            <wp:effectExtent l="0" t="0" r="8255" b="0"/>
-            <wp:docPr id="9" name="Image 9" descr="d:\Utilisateurs\killian.muscat\Downloads\c.png"/>
+          <wp:inline distT="0" distB="0" distL="0" distR="0" wp14:anchorId="2359416D" wp14:editId="697A2B1D">
+            <wp:extent cx="5760720" cy="2811780"/>
+            <wp:effectExtent l="0" t="0" r="0" b="7620"/>
+            <wp:docPr id="1" name="Image 1"/>
             <wp:cNvGraphicFramePr>
               <a:graphicFrameLocks xmlns:a="http://schemas.openxmlformats.org/drawingml/2006/main" noChangeAspect="1"/>
             </wp:cNvGraphicFramePr>
@@ -1229,36 +1228,23 @@
               <a:graphicData uri="http://schemas.openxmlformats.org/drawingml/2006/picture">
                 <pic:pic xmlns:pic="http://schemas.openxmlformats.org/drawingml/2006/picture">
                   <pic:nvPicPr>
-                    <pic:cNvPr id="0" name="Picture 15" descr="d:\Utilisateurs\killian.muscat\Downloads\c.png"/>
-                    <pic:cNvPicPr>
-                      <a:picLocks noChangeAspect="1" noChangeArrowheads="1"/>
-                    </pic:cNvPicPr>
+                    <pic:cNvPr id="1" name=""/>
+                    <pic:cNvPicPr/>
                   </pic:nvPicPr>
                   <pic:blipFill>
-                    <a:blip r:embed="rId5" cstate="print">
-                      <a:extLst>
-                        <a:ext uri="{28A0092B-C50C-407E-A947-70E740481C1C}">
-                          <a14:useLocalDpi xmlns:a14="http://schemas.microsoft.com/office/drawing/2010/main" val="0"/>
-                        </a:ext>
-                      </a:extLst>
-                    </a:blip>
-                    <a:srcRect/>
+                    <a:blip r:embed="rId5"/>
                     <a:stretch>
                       <a:fillRect/>
                     </a:stretch>
                   </pic:blipFill>
-                  <pic:spPr bwMode="auto">
+                  <pic:spPr>
                     <a:xfrm>
                       <a:off x="0" y="0"/>
-                      <a:ext cx="6258278" cy="3522872"/>
+                      <a:ext cx="5760720" cy="2811780"/>
                     </a:xfrm>
                     <a:prstGeom prst="rect">
                       <a:avLst/>
                     </a:prstGeom>
-                    <a:noFill/>
-                    <a:ln>
-                      <a:noFill/>
-                    </a:ln>
                   </pic:spPr>
                 </pic:pic>
               </a:graphicData>
@@ -1266,6 +1252,7 @@
           </wp:inline>
         </w:drawing>
       </w:r>
+      <w:bookmarkStart w:id="0" w:name="_GoBack"/>
       <w:bookmarkEnd w:id="0"/>
     </w:p>
     <w:p>
@@ -1478,16 +1465,7 @@
                 <w:sz w:val="20"/>
                 <w:szCs w:val="20"/>
               </w:rPr>
-              <w:t>.</w:t>
-            </w:r>
-            <w:r>
-              <w:rPr>
-                <w:rFonts w:ascii="Arial" w:hAnsi="Arial" w:cs="Arial"/>
-                <w:noProof/>
-                <w:sz w:val="20"/>
-                <w:szCs w:val="20"/>
-              </w:rPr>
-              <w:t xml:space="preserve"> </w:t>
+              <w:t xml:space="preserve">. </w:t>
             </w:r>
           </w:p>
         </w:tc>

--- a/Fiches-descriptive/Fiche-descriptive_GERER_LES_PROCESSUS.docx
+++ b/Fiches-descriptive/Fiche-descriptive_GERER_LES_PROCESSUS.docx
@@ -40,6 +40,15 @@
                 <w:sz w:val="28"/>
                 <w:szCs w:val="28"/>
               </w:rPr>
+              <w:t>c</w:t>
+            </w:r>
+            <w:r>
+              <w:rPr>
+                <w:rFonts w:ascii="Arial" w:hAnsi="Arial" w:cs="Arial"/>
+                <w:noProof/>
+                <w:sz w:val="28"/>
+                <w:szCs w:val="28"/>
+              </w:rPr>
               <w:t xml:space="preserve">as d’utilisation : </w:t>
             </w:r>
             <w:r>
@@ -293,6 +302,15 @@
               </w:rPr>
               <w:t>2026</w:t>
             </w:r>
+            <w:r>
+              <w:rPr>
+                <w:rFonts w:ascii="Arial" w:hAnsi="Arial" w:cs="Arial"/>
+                <w:noProof/>
+                <w:sz w:val="20"/>
+                <w:szCs w:val="20"/>
+              </w:rPr>
+              <w:t xml:space="preserve">      V1</w:t>
+            </w:r>
           </w:p>
         </w:tc>
       </w:tr>
@@ -462,33 +480,6 @@
                 <w:szCs w:val="20"/>
               </w:rPr>
             </w:pPr>
-            <w:r>
-              <w:rPr>
-                <w:rFonts w:ascii="Arial" w:hAnsi="Arial" w:cs="Arial"/>
-                <w:noProof/>
-                <w:sz w:val="20"/>
-                <w:szCs w:val="20"/>
-              </w:rPr>
-              <w:t xml:space="preserve">Acteur(s) secondaires : </w:t>
-            </w:r>
-            <w:r>
-              <w:rPr>
-                <w:rFonts w:ascii="Arial" w:hAnsi="Arial" w:cs="Arial"/>
-                <w:noProof/>
-                <w:sz w:val="20"/>
-                <w:szCs w:val="20"/>
-              </w:rPr>
-              <w:t>gestionnaire</w:t>
-            </w:r>
-            <w:r>
-              <w:rPr>
-                <w:rFonts w:ascii="Arial" w:hAnsi="Arial" w:cs="Arial"/>
-                <w:noProof/>
-                <w:sz w:val="20"/>
-                <w:szCs w:val="20"/>
-              </w:rPr>
-              <w:t xml:space="preserve"> avec le role formateur</w:t>
-            </w:r>
           </w:p>
         </w:tc>
       </w:tr>
@@ -559,7 +550,25 @@
                 <w:sz w:val="20"/>
                 <w:szCs w:val="20"/>
               </w:rPr>
-              <w:t>Le formateur peut voir les processus en cours sur une UC.</w:t>
+              <w:t xml:space="preserve">Le formateur peut voir les processus en cours sur une </w:t>
+            </w:r>
+            <w:r>
+              <w:rPr>
+                <w:rFonts w:ascii="Arial" w:hAnsi="Arial" w:cs="Arial"/>
+                <w:noProof/>
+                <w:sz w:val="20"/>
+                <w:szCs w:val="20"/>
+              </w:rPr>
+              <w:t>salle</w:t>
+            </w:r>
+            <w:r>
+              <w:rPr>
+                <w:rFonts w:ascii="Arial" w:hAnsi="Arial" w:cs="Arial"/>
+                <w:noProof/>
+                <w:sz w:val="20"/>
+                <w:szCs w:val="20"/>
+              </w:rPr>
+              <w:t>.</w:t>
             </w:r>
           </w:p>
           <w:p>
@@ -583,7 +592,7 @@
                 <w:sz w:val="20"/>
                 <w:szCs w:val="20"/>
               </w:rPr>
-              <w:t>Le formateur peut rechercher un processus par son nom.</w:t>
+              <w:t>Une modification est enregistrée immédiatement.</w:t>
             </w:r>
           </w:p>
           <w:p>
@@ -607,7 +616,7 @@
                 <w:sz w:val="20"/>
                 <w:szCs w:val="20"/>
               </w:rPr>
-              <w:t>Le formateur peut autoriser un processus.</w:t>
+              <w:t>Un processus interdit et déjà en cours est arrêté.</w:t>
             </w:r>
           </w:p>
           <w:p>
@@ -631,78 +640,6 @@
                 <w:sz w:val="20"/>
                 <w:szCs w:val="20"/>
               </w:rPr>
-              <w:t>Le formateur peut interdire un processus.</w:t>
-            </w:r>
-          </w:p>
-          <w:p>
-            <w:pPr>
-              <w:pStyle w:val="Paragraphedeliste"/>
-              <w:numPr>
-                <w:ilvl w:val="0"/>
-                <w:numId w:val="1"/>
-              </w:numPr>
-              <w:rPr>
-                <w:rFonts w:ascii="Arial" w:hAnsi="Arial" w:cs="Arial"/>
-                <w:noProof/>
-                <w:sz w:val="20"/>
-                <w:szCs w:val="20"/>
-              </w:rPr>
-            </w:pPr>
-            <w:r>
-              <w:rPr>
-                <w:rFonts w:ascii="Arial" w:hAnsi="Arial" w:cs="Arial"/>
-                <w:noProof/>
-                <w:sz w:val="20"/>
-                <w:szCs w:val="20"/>
-              </w:rPr>
-              <w:t>Une modification est enregistrée immédiatement.</w:t>
-            </w:r>
-          </w:p>
-          <w:p>
-            <w:pPr>
-              <w:pStyle w:val="Paragraphedeliste"/>
-              <w:numPr>
-                <w:ilvl w:val="0"/>
-                <w:numId w:val="1"/>
-              </w:numPr>
-              <w:rPr>
-                <w:rFonts w:ascii="Arial" w:hAnsi="Arial" w:cs="Arial"/>
-                <w:noProof/>
-                <w:sz w:val="20"/>
-                <w:szCs w:val="20"/>
-              </w:rPr>
-            </w:pPr>
-            <w:r>
-              <w:rPr>
-                <w:rFonts w:ascii="Arial" w:hAnsi="Arial" w:cs="Arial"/>
-                <w:noProof/>
-                <w:sz w:val="20"/>
-                <w:szCs w:val="20"/>
-              </w:rPr>
-              <w:t>Un processus interdit et déjà en cours est arrêté.</w:t>
-            </w:r>
-          </w:p>
-          <w:p>
-            <w:pPr>
-              <w:pStyle w:val="Paragraphedeliste"/>
-              <w:numPr>
-                <w:ilvl w:val="0"/>
-                <w:numId w:val="1"/>
-              </w:numPr>
-              <w:rPr>
-                <w:rFonts w:ascii="Arial" w:hAnsi="Arial" w:cs="Arial"/>
-                <w:noProof/>
-                <w:sz w:val="20"/>
-                <w:szCs w:val="20"/>
-              </w:rPr>
-            </w:pPr>
-            <w:r>
-              <w:rPr>
-                <w:rFonts w:ascii="Arial" w:hAnsi="Arial" w:cs="Arial"/>
-                <w:noProof/>
-                <w:sz w:val="20"/>
-                <w:szCs w:val="20"/>
-              </w:rPr>
               <w:t>Un processus interdit ne peut pas être exécuté.</w:t>
             </w:r>
           </w:p>
@@ -884,7 +821,34 @@
                 <w:sz w:val="20"/>
                 <w:szCs w:val="20"/>
               </w:rPr>
-              <w:t>Un processus est toujours associé à une UC.</w:t>
+              <w:t xml:space="preserve">Un processus est toujours associé à </w:t>
+            </w:r>
+            <w:r>
+              <w:rPr>
+                <w:rFonts w:ascii="Arial" w:hAnsi="Arial" w:cs="Arial"/>
+                <w:noProof/>
+                <w:sz w:val="20"/>
+                <w:szCs w:val="20"/>
+              </w:rPr>
+              <w:t xml:space="preserve">une </w:t>
+            </w:r>
+            <w:r>
+              <w:rPr>
+                <w:rFonts w:ascii="Arial" w:hAnsi="Arial" w:cs="Arial"/>
+                <w:noProof/>
+                <w:sz w:val="20"/>
+                <w:szCs w:val="20"/>
+              </w:rPr>
+              <w:t>salle</w:t>
+            </w:r>
+            <w:r>
+              <w:rPr>
+                <w:rFonts w:ascii="Arial" w:hAnsi="Arial" w:cs="Arial"/>
+                <w:noProof/>
+                <w:sz w:val="20"/>
+                <w:szCs w:val="20"/>
+              </w:rPr>
+              <w:t>.</w:t>
             </w:r>
           </w:p>
         </w:tc>
@@ -1252,8 +1216,6 @@
           </wp:inline>
         </w:drawing>
       </w:r>
-      <w:bookmarkStart w:id="0" w:name="_GoBack"/>
-      <w:bookmarkEnd w:id="0"/>
     </w:p>
     <w:p>
       <w:pPr>
@@ -1689,98 +1651,59 @@
       </w:tr>
       <w:tr>
         <w:trPr>
-          <w:trHeight w:val="510"/>
+          <w:trHeight w:val="366"/>
         </w:trPr>
         <w:tc>
           <w:tcPr>
-            <w:tcW w:w="4531" w:type="dxa"/>
-            <w:gridSpan w:val="2"/>
-            <w:tcBorders>
-              <w:top w:val="nil"/>
-              <w:bottom w:val="single" w:sz="4" w:space="0" w:color="auto"/>
-            </w:tcBorders>
-            <w:vAlign w:val="center"/>
-          </w:tcPr>
-          <w:p>
-            <w:pPr>
-              <w:rPr>
-                <w:rFonts w:ascii="Arial" w:hAnsi="Arial" w:cs="Arial"/>
-                <w:noProof/>
-                <w:sz w:val="20"/>
-                <w:szCs w:val="20"/>
-              </w:rPr>
-            </w:pPr>
-            <w:r>
-              <w:rPr>
-                <w:rFonts w:ascii="Arial" w:hAnsi="Arial" w:cs="Arial"/>
-                <w:noProof/>
-                <w:sz w:val="20"/>
-                <w:szCs w:val="20"/>
-              </w:rPr>
-              <w:t>3</w:t>
-            </w:r>
-            <w:r>
-              <w:rPr>
-                <w:rFonts w:ascii="Arial" w:hAnsi="Arial" w:cs="Arial"/>
-                <w:noProof/>
-                <w:sz w:val="20"/>
-                <w:szCs w:val="20"/>
-              </w:rPr>
-              <w:t xml:space="preserve">. </w:t>
-            </w:r>
-            <w:r>
-              <w:rPr>
-                <w:rFonts w:ascii="Arial" w:hAnsi="Arial" w:cs="Arial"/>
-                <w:sz w:val="20"/>
-                <w:szCs w:val="20"/>
-              </w:rPr>
-              <w:t>Le formateur recherche éventuellement un processus par son nom</w:t>
-            </w:r>
-            <w:r>
-              <w:rPr>
-                <w:rFonts w:ascii="Arial" w:hAnsi="Arial" w:cs="Arial"/>
-                <w:noProof/>
-                <w:sz w:val="20"/>
-                <w:szCs w:val="20"/>
-              </w:rPr>
-              <w:t>.</w:t>
-            </w:r>
-          </w:p>
-        </w:tc>
-        <w:tc>
-          <w:tcPr>
-            <w:tcW w:w="4531" w:type="dxa"/>
-            <w:tcBorders>
-              <w:top w:val="nil"/>
-              <w:bottom w:val="single" w:sz="4" w:space="0" w:color="auto"/>
-            </w:tcBorders>
-            <w:vAlign w:val="center"/>
-          </w:tcPr>
-          <w:p>
-            <w:pPr>
-              <w:rPr>
-                <w:rFonts w:ascii="Arial" w:hAnsi="Arial" w:cs="Arial"/>
-                <w:noProof/>
-                <w:sz w:val="20"/>
-                <w:szCs w:val="20"/>
-              </w:rPr>
-            </w:pPr>
-            <w:r>
-              <w:rPr>
-                <w:rFonts w:ascii="Arial" w:hAnsi="Arial" w:cs="Arial"/>
-                <w:noProof/>
-                <w:sz w:val="20"/>
-                <w:szCs w:val="20"/>
-              </w:rPr>
-              <w:t xml:space="preserve">4. </w:t>
-            </w:r>
-            <w:r>
-              <w:rPr>
-                <w:rFonts w:ascii="Arial" w:hAnsi="Arial" w:cs="Arial"/>
-                <w:sz w:val="20"/>
-                <w:szCs w:val="20"/>
-              </w:rPr>
-              <w:t>Le système affiche le processus correspondant et son état.</w:t>
+            <w:tcW w:w="9062" w:type="dxa"/>
+            <w:gridSpan w:val="3"/>
+            <w:shd w:val="pct15" w:color="auto" w:fill="auto"/>
+            <w:vAlign w:val="center"/>
+          </w:tcPr>
+          <w:p>
+            <w:pPr>
+              <w:jc w:val="center"/>
+              <w:rPr>
+                <w:rFonts w:ascii="Arial" w:hAnsi="Arial" w:cs="Arial"/>
+                <w:b/>
+                <w:bCs/>
+                <w:noProof/>
+                <w:sz w:val="20"/>
+                <w:szCs w:val="20"/>
+              </w:rPr>
+            </w:pPr>
+            <w:r>
+              <w:rPr>
+                <w:rFonts w:ascii="Arial" w:hAnsi="Arial" w:cs="Arial"/>
+                <w:b/>
+                <w:bCs/>
+                <w:noProof/>
+                <w:sz w:val="20"/>
+                <w:szCs w:val="20"/>
+              </w:rPr>
+              <w:t xml:space="preserve">Scénario </w:t>
+            </w:r>
+            <w:r>
+              <w:rPr>
+                <w:rFonts w:ascii="Arial" w:hAnsi="Arial" w:cs="Arial"/>
+                <w:b/>
+                <w:bCs/>
+                <w:noProof/>
+                <w:sz w:val="20"/>
+                <w:szCs w:val="20"/>
+              </w:rPr>
+              <w:t xml:space="preserve">alternatif 1 : </w:t>
+            </w:r>
+            <w:r>
+              <w:rPr>
+                <w:rFonts w:ascii="Arial" w:hAnsi="Arial" w:cs="Arial"/>
+                <w:b/>
+                <w:bCs/>
+                <w:noProof/>
+                <w:sz w:val="20"/>
+                <w:szCs w:val="20"/>
+              </w:rPr>
+              <w:t>Aucun processus correspondant à la recherche</w:t>
             </w:r>
           </w:p>
         </w:tc>
@@ -1809,24 +1732,6 @@
                 <w:szCs w:val="20"/>
               </w:rPr>
             </w:pPr>
-            <w:r>
-              <w:rPr>
-                <w:rFonts w:ascii="Arial" w:hAnsi="Arial" w:cs="Arial"/>
-                <w:iCs/>
-                <w:noProof/>
-                <w:sz w:val="20"/>
-                <w:szCs w:val="20"/>
-              </w:rPr>
-              <w:t xml:space="preserve">5. </w:t>
-            </w:r>
-            <w:r>
-              <w:rPr>
-                <w:rFonts w:ascii="Arial" w:hAnsi="Arial" w:cs="Arial"/>
-                <w:sz w:val="20"/>
-                <w:szCs w:val="20"/>
-              </w:rPr>
-              <w:t>Le formateur choisit d’autoriser ou d’interdire le processus</w:t>
-            </w:r>
           </w:p>
         </w:tc>
         <w:tc>
@@ -1854,15 +1759,7 @@
                 <w:sz w:val="20"/>
                 <w:szCs w:val="20"/>
               </w:rPr>
-              <w:t xml:space="preserve">6. </w:t>
-            </w:r>
-            <w:r>
-              <w:rPr>
-                <w:rFonts w:ascii="Arial" w:hAnsi="Arial" w:cs="Arial"/>
-                <w:sz w:val="20"/>
-                <w:szCs w:val="20"/>
-              </w:rPr>
-              <w:t>Le système enregistre immédiatement la nouvelle règle.</w:t>
+              <w:t>3.a.1. Le système indique qu’aucun processus ne correspond à la recherche.</w:t>
             </w:r>
           </w:p>
         </w:tc>
@@ -1891,249 +1788,6 @@
                 <w:szCs w:val="20"/>
               </w:rPr>
             </w:pPr>
-          </w:p>
-        </w:tc>
-        <w:tc>
-          <w:tcPr>
-            <w:tcW w:w="4531" w:type="dxa"/>
-            <w:tcBorders>
-              <w:top w:val="nil"/>
-              <w:bottom w:val="single" w:sz="4" w:space="0" w:color="auto"/>
-            </w:tcBorders>
-            <w:vAlign w:val="center"/>
-          </w:tcPr>
-          <w:p>
-            <w:pPr>
-              <w:rPr>
-                <w:rFonts w:ascii="Arial" w:hAnsi="Arial" w:cs="Arial"/>
-                <w:noProof/>
-                <w:sz w:val="20"/>
-                <w:szCs w:val="20"/>
-              </w:rPr>
-            </w:pPr>
-            <w:r>
-              <w:rPr>
-                <w:rFonts w:ascii="Arial" w:hAnsi="Arial" w:cs="Arial"/>
-                <w:noProof/>
-                <w:sz w:val="20"/>
-                <w:szCs w:val="20"/>
-              </w:rPr>
-              <w:t xml:space="preserve">7. </w:t>
-            </w:r>
-            <w:r>
-              <w:rPr>
-                <w:rFonts w:ascii="Arial" w:hAnsi="Arial" w:cs="Arial"/>
-                <w:sz w:val="20"/>
-                <w:szCs w:val="20"/>
-              </w:rPr>
-              <w:t>Si le processus est interdit et qu’il est en cours, le système arrête le processus.</w:t>
-            </w:r>
-          </w:p>
-        </w:tc>
-      </w:tr>
-      <w:tr>
-        <w:trPr>
-          <w:trHeight w:val="510"/>
-        </w:trPr>
-        <w:tc>
-          <w:tcPr>
-            <w:tcW w:w="4531" w:type="dxa"/>
-            <w:gridSpan w:val="2"/>
-            <w:tcBorders>
-              <w:top w:val="nil"/>
-              <w:bottom w:val="single" w:sz="4" w:space="0" w:color="auto"/>
-            </w:tcBorders>
-            <w:vAlign w:val="center"/>
-          </w:tcPr>
-          <w:p>
-            <w:pPr>
-              <w:rPr>
-                <w:rFonts w:ascii="Arial" w:hAnsi="Arial" w:cs="Arial"/>
-                <w:iCs/>
-                <w:noProof/>
-                <w:sz w:val="20"/>
-                <w:szCs w:val="20"/>
-              </w:rPr>
-            </w:pPr>
-          </w:p>
-        </w:tc>
-        <w:tc>
-          <w:tcPr>
-            <w:tcW w:w="4531" w:type="dxa"/>
-            <w:tcBorders>
-              <w:top w:val="nil"/>
-              <w:bottom w:val="single" w:sz="4" w:space="0" w:color="auto"/>
-            </w:tcBorders>
-            <w:vAlign w:val="center"/>
-          </w:tcPr>
-          <w:p>
-            <w:pPr>
-              <w:rPr>
-                <w:rFonts w:ascii="Arial" w:hAnsi="Arial" w:cs="Arial"/>
-                <w:noProof/>
-                <w:sz w:val="20"/>
-                <w:szCs w:val="20"/>
-              </w:rPr>
-            </w:pPr>
-            <w:r>
-              <w:rPr>
-                <w:rFonts w:ascii="Arial" w:hAnsi="Arial" w:cs="Arial"/>
-                <w:noProof/>
-                <w:sz w:val="20"/>
-                <w:szCs w:val="20"/>
-              </w:rPr>
-              <w:t xml:space="preserve">8. </w:t>
-            </w:r>
-            <w:r>
-              <w:rPr>
-                <w:rFonts w:ascii="Arial" w:hAnsi="Arial" w:cs="Arial"/>
-                <w:sz w:val="20"/>
-                <w:szCs w:val="20"/>
-              </w:rPr>
-              <w:t>Le système affiche le nouvel état du processus.</w:t>
-            </w:r>
-          </w:p>
-        </w:tc>
-      </w:tr>
-      <w:tr>
-        <w:trPr>
-          <w:trHeight w:val="366"/>
-        </w:trPr>
-        <w:tc>
-          <w:tcPr>
-            <w:tcW w:w="9062" w:type="dxa"/>
-            <w:gridSpan w:val="3"/>
-            <w:shd w:val="pct15" w:color="auto" w:fill="auto"/>
-            <w:vAlign w:val="center"/>
-          </w:tcPr>
-          <w:p>
-            <w:pPr>
-              <w:jc w:val="center"/>
-              <w:rPr>
-                <w:rFonts w:ascii="Arial" w:hAnsi="Arial" w:cs="Arial"/>
-                <w:b/>
-                <w:bCs/>
-                <w:noProof/>
-                <w:sz w:val="20"/>
-                <w:szCs w:val="20"/>
-              </w:rPr>
-            </w:pPr>
-            <w:r>
-              <w:rPr>
-                <w:rFonts w:ascii="Arial" w:hAnsi="Arial" w:cs="Arial"/>
-                <w:b/>
-                <w:bCs/>
-                <w:noProof/>
-                <w:sz w:val="20"/>
-                <w:szCs w:val="20"/>
-              </w:rPr>
-              <w:t xml:space="preserve">Scénario </w:t>
-            </w:r>
-            <w:r>
-              <w:rPr>
-                <w:rFonts w:ascii="Arial" w:hAnsi="Arial" w:cs="Arial"/>
-                <w:b/>
-                <w:bCs/>
-                <w:noProof/>
-                <w:sz w:val="20"/>
-                <w:szCs w:val="20"/>
-              </w:rPr>
-              <w:t xml:space="preserve">alternatif 1 : </w:t>
-            </w:r>
-            <w:r>
-              <w:rPr>
-                <w:rFonts w:ascii="Arial" w:hAnsi="Arial" w:cs="Arial"/>
-                <w:b/>
-                <w:bCs/>
-                <w:noProof/>
-                <w:sz w:val="20"/>
-                <w:szCs w:val="20"/>
-              </w:rPr>
-              <w:t>Aucun processus correspondant à la recherche</w:t>
-            </w:r>
-          </w:p>
-        </w:tc>
-      </w:tr>
-      <w:tr>
-        <w:trPr>
-          <w:trHeight w:val="510"/>
-        </w:trPr>
-        <w:tc>
-          <w:tcPr>
-            <w:tcW w:w="4531" w:type="dxa"/>
-            <w:gridSpan w:val="2"/>
-            <w:tcBorders>
-              <w:top w:val="nil"/>
-              <w:bottom w:val="single" w:sz="4" w:space="0" w:color="auto"/>
-            </w:tcBorders>
-            <w:vAlign w:val="center"/>
-          </w:tcPr>
-          <w:p>
-            <w:pPr>
-              <w:rPr>
-                <w:rFonts w:ascii="Arial" w:hAnsi="Arial" w:cs="Arial"/>
-                <w:iCs/>
-                <w:noProof/>
-                <w:sz w:val="20"/>
-                <w:szCs w:val="20"/>
-              </w:rPr>
-            </w:pPr>
-          </w:p>
-        </w:tc>
-        <w:tc>
-          <w:tcPr>
-            <w:tcW w:w="4531" w:type="dxa"/>
-            <w:tcBorders>
-              <w:top w:val="nil"/>
-              <w:bottom w:val="single" w:sz="4" w:space="0" w:color="auto"/>
-            </w:tcBorders>
-            <w:vAlign w:val="center"/>
-          </w:tcPr>
-          <w:p>
-            <w:pPr>
-              <w:rPr>
-                <w:rFonts w:ascii="Arial" w:hAnsi="Arial" w:cs="Arial"/>
-                <w:noProof/>
-                <w:sz w:val="20"/>
-                <w:szCs w:val="20"/>
-              </w:rPr>
-            </w:pPr>
-            <w:r>
-              <w:rPr>
-                <w:rFonts w:ascii="Arial" w:hAnsi="Arial" w:cs="Arial"/>
-                <w:noProof/>
-                <w:sz w:val="20"/>
-                <w:szCs w:val="20"/>
-              </w:rPr>
-              <w:t>3.a.1. Le système indique qu’aucun processus ne correspond à la recherche.</w:t>
-            </w:r>
-          </w:p>
-        </w:tc>
-      </w:tr>
-      <w:tr>
-        <w:trPr>
-          <w:trHeight w:val="510"/>
-        </w:trPr>
-        <w:tc>
-          <w:tcPr>
-            <w:tcW w:w="4531" w:type="dxa"/>
-            <w:gridSpan w:val="2"/>
-            <w:tcBorders>
-              <w:top w:val="nil"/>
-              <w:bottom w:val="single" w:sz="4" w:space="0" w:color="auto"/>
-            </w:tcBorders>
-            <w:vAlign w:val="center"/>
-          </w:tcPr>
-          <w:p>
-            <w:pPr>
-              <w:rPr>
-                <w:rFonts w:ascii="Arial" w:hAnsi="Arial" w:cs="Arial"/>
-                <w:iCs/>
-                <w:noProof/>
-                <w:sz w:val="20"/>
-                <w:szCs w:val="20"/>
-              </w:rPr>
-            </w:pPr>
             <w:r>
               <w:rPr>
                 <w:rFonts w:ascii="Arial" w:hAnsi="Arial" w:cs="Arial"/>
@@ -2199,18 +1853,7 @@
                 <w:sz w:val="20"/>
                 <w:szCs w:val="20"/>
               </w:rPr>
-              <w:t xml:space="preserve">Scénario </w:t>
-            </w:r>
-            <w:r>
-              <w:rPr>
-                <w:rFonts w:ascii="Arial" w:hAnsi="Arial" w:cs="Arial"/>
-                <w:b/>
-                <w:bCs/>
-                <w:noProof/>
-                <w:sz w:val="20"/>
-                <w:szCs w:val="20"/>
-              </w:rPr>
-              <w:t xml:space="preserve">alternatif 2 : </w:t>
+              <w:t xml:space="preserve">Scénario alternatif 2 : </w:t>
             </w:r>
             <w:r>
               <w:rPr>
@@ -2376,18 +2019,7 @@
                 <w:sz w:val="20"/>
                 <w:szCs w:val="20"/>
               </w:rPr>
-              <w:t xml:space="preserve">Scénario </w:t>
-            </w:r>
-            <w:r>
-              <w:rPr>
-                <w:rFonts w:ascii="Arial" w:hAnsi="Arial" w:cs="Arial"/>
-                <w:b/>
-                <w:bCs/>
-                <w:noProof/>
-                <w:sz w:val="20"/>
-                <w:szCs w:val="20"/>
-              </w:rPr>
-              <w:t xml:space="preserve">alternatif 3 : </w:t>
+              <w:t xml:space="preserve">Scénario alternatif 3 : </w:t>
             </w:r>
             <w:r>
               <w:rPr>
@@ -2544,7 +2176,7 @@
             <w:gridSpan w:val="2"/>
             <w:tcBorders>
               <w:top w:val="nil"/>
-              <w:bottom w:val="single" w:sz="4" w:space="0" w:color="auto"/>
+              <w:bottom w:val="nil"/>
             </w:tcBorders>
             <w:vAlign w:val="center"/>
           </w:tcPr>
@@ -2563,6 +2195,118 @@
         <w:tc>
           <w:tcPr>
             <w:tcW w:w="4531" w:type="dxa"/>
+            <w:tcBorders>
+              <w:top w:val="nil"/>
+              <w:bottom w:val="nil"/>
+            </w:tcBorders>
+            <w:vAlign w:val="center"/>
+          </w:tcPr>
+          <w:p>
+            <w:pPr>
+              <w:rPr>
+                <w:rFonts w:ascii="Arial" w:hAnsi="Arial" w:cs="Arial"/>
+                <w:noProof/>
+                <w:sz w:val="20"/>
+                <w:szCs w:val="20"/>
+              </w:rPr>
+            </w:pPr>
+          </w:p>
+          <w:p>
+            <w:pPr>
+              <w:rPr>
+                <w:rFonts w:ascii="Arial" w:hAnsi="Arial" w:cs="Arial"/>
+                <w:noProof/>
+                <w:sz w:val="20"/>
+                <w:szCs w:val="20"/>
+              </w:rPr>
+            </w:pPr>
+            <w:r>
+              <w:rPr>
+                <w:rFonts w:ascii="Arial" w:hAnsi="Arial" w:cs="Arial"/>
+                <w:noProof/>
+                <w:sz w:val="20"/>
+                <w:szCs w:val="20"/>
+              </w:rPr>
+              <w:t>6.e.3. Le cas d’utilisation se termine.</w:t>
+            </w:r>
+          </w:p>
+        </w:tc>
+      </w:tr>
+      <w:tr>
+        <w:trPr>
+          <w:trHeight w:val="300"/>
+        </w:trPr>
+        <w:tc>
+          <w:tcPr>
+            <w:tcW w:w="9062" w:type="dxa"/>
+            <w:gridSpan w:val="3"/>
+            <w:shd w:val="pct15" w:color="auto" w:fill="auto"/>
+            <w:vAlign w:val="center"/>
+          </w:tcPr>
+          <w:p>
+            <w:pPr>
+              <w:jc w:val="center"/>
+              <w:rPr>
+                <w:rFonts w:ascii="Arial" w:hAnsi="Arial" w:cs="Arial"/>
+                <w:b/>
+                <w:bCs/>
+                <w:noProof/>
+                <w:sz w:val="20"/>
+                <w:szCs w:val="20"/>
+              </w:rPr>
+            </w:pPr>
+            <w:r>
+              <w:rPr>
+                <w:rFonts w:ascii="Arial" w:hAnsi="Arial" w:cs="Arial"/>
+                <w:b/>
+                <w:bCs/>
+                <w:noProof/>
+                <w:sz w:val="20"/>
+                <w:szCs w:val="20"/>
+              </w:rPr>
+              <w:t xml:space="preserve">Scénario alternatif </w:t>
+            </w:r>
+            <w:r>
+              <w:rPr>
+                <w:rFonts w:ascii="Arial" w:hAnsi="Arial" w:cs="Arial"/>
+                <w:b/>
+                <w:bCs/>
+                <w:noProof/>
+                <w:sz w:val="20"/>
+                <w:szCs w:val="20"/>
+              </w:rPr>
+              <w:t>4</w:t>
+            </w:r>
+            <w:r>
+              <w:rPr>
+                <w:rFonts w:ascii="Arial" w:hAnsi="Arial" w:cs="Arial"/>
+                <w:b/>
+                <w:bCs/>
+                <w:noProof/>
+                <w:sz w:val="20"/>
+                <w:szCs w:val="20"/>
+              </w:rPr>
+              <w:t xml:space="preserve"> : </w:t>
+            </w:r>
+            <w:r>
+              <w:rPr>
+                <w:rFonts w:ascii="Arial" w:hAnsi="Arial" w:cs="Arial"/>
+                <w:sz w:val="20"/>
+                <w:szCs w:val="20"/>
+              </w:rPr>
+              <w:t>Le formateur recherche éventuellement un processus par son nom</w:t>
+            </w:r>
+          </w:p>
+        </w:tc>
+      </w:tr>
+      <w:tr>
+        <w:trPr>
+          <w:trHeight w:val="493"/>
+        </w:trPr>
+        <w:tc>
+          <w:tcPr>
+            <w:tcW w:w="4531" w:type="dxa"/>
+            <w:gridSpan w:val="2"/>
             <w:tcBorders>
               <w:top w:val="nil"/>
               <w:bottom w:val="single" w:sz="4" w:space="0" w:color="auto"/>
@@ -2578,24 +2322,447 @@
                 <w:szCs w:val="20"/>
               </w:rPr>
             </w:pPr>
-          </w:p>
-          <w:p>
-            <w:pPr>
-              <w:rPr>
-                <w:rFonts w:ascii="Arial" w:hAnsi="Arial" w:cs="Arial"/>
-                <w:noProof/>
-                <w:sz w:val="20"/>
-                <w:szCs w:val="20"/>
-              </w:rPr>
-            </w:pPr>
-            <w:r>
-              <w:rPr>
-                <w:rFonts w:ascii="Arial" w:hAnsi="Arial" w:cs="Arial"/>
-                <w:noProof/>
-                <w:sz w:val="20"/>
-                <w:szCs w:val="20"/>
-              </w:rPr>
-              <w:t>6.e.3. Le cas d’utilisation se termine.</w:t>
+            <w:r>
+              <w:rPr>
+                <w:rFonts w:ascii="Arial" w:hAnsi="Arial" w:cs="Arial"/>
+                <w:noProof/>
+                <w:sz w:val="20"/>
+                <w:szCs w:val="20"/>
+              </w:rPr>
+              <w:lastRenderedPageBreak/>
+              <w:t>2.a.1</w:t>
+            </w:r>
+            <w:r>
+              <w:rPr>
+                <w:rFonts w:ascii="Arial" w:hAnsi="Arial" w:cs="Arial"/>
+                <w:noProof/>
+                <w:sz w:val="20"/>
+                <w:szCs w:val="20"/>
+              </w:rPr>
+              <w:t xml:space="preserve">. </w:t>
+            </w:r>
+            <w:r>
+              <w:rPr>
+                <w:rFonts w:ascii="Arial" w:hAnsi="Arial" w:cs="Arial"/>
+                <w:sz w:val="20"/>
+                <w:szCs w:val="20"/>
+              </w:rPr>
+              <w:t>Le formateur recherche éventuellement un processus par son nom</w:t>
+            </w:r>
+            <w:r>
+              <w:rPr>
+                <w:rFonts w:ascii="Arial" w:hAnsi="Arial" w:cs="Arial"/>
+                <w:noProof/>
+                <w:sz w:val="20"/>
+                <w:szCs w:val="20"/>
+              </w:rPr>
+              <w:t>.</w:t>
+            </w:r>
+          </w:p>
+        </w:tc>
+        <w:tc>
+          <w:tcPr>
+            <w:tcW w:w="4531" w:type="dxa"/>
+            <w:tcBorders>
+              <w:top w:val="nil"/>
+              <w:bottom w:val="single" w:sz="4" w:space="0" w:color="auto"/>
+            </w:tcBorders>
+            <w:vAlign w:val="center"/>
+          </w:tcPr>
+          <w:p>
+            <w:pPr>
+              <w:rPr>
+                <w:rFonts w:ascii="Arial" w:hAnsi="Arial" w:cs="Arial"/>
+                <w:noProof/>
+                <w:sz w:val="20"/>
+                <w:szCs w:val="20"/>
+              </w:rPr>
+            </w:pPr>
+            <w:r>
+              <w:rPr>
+                <w:rFonts w:ascii="Arial" w:hAnsi="Arial" w:cs="Arial"/>
+                <w:noProof/>
+                <w:sz w:val="20"/>
+                <w:szCs w:val="20"/>
+              </w:rPr>
+              <w:t>2.a.2</w:t>
+            </w:r>
+            <w:r>
+              <w:rPr>
+                <w:rFonts w:ascii="Arial" w:hAnsi="Arial" w:cs="Arial"/>
+                <w:noProof/>
+                <w:sz w:val="20"/>
+                <w:szCs w:val="20"/>
+              </w:rPr>
+              <w:t xml:space="preserve">. </w:t>
+            </w:r>
+            <w:r>
+              <w:rPr>
+                <w:rFonts w:ascii="Arial" w:hAnsi="Arial" w:cs="Arial"/>
+                <w:sz w:val="20"/>
+                <w:szCs w:val="20"/>
+              </w:rPr>
+              <w:t>Le système affiche le processus correspondant et son état.</w:t>
+            </w:r>
+          </w:p>
+        </w:tc>
+      </w:tr>
+      <w:tr>
+        <w:trPr>
+          <w:trHeight w:val="430"/>
+        </w:trPr>
+        <w:tc>
+          <w:tcPr>
+            <w:tcW w:w="4531" w:type="dxa"/>
+            <w:gridSpan w:val="2"/>
+            <w:tcBorders>
+              <w:top w:val="nil"/>
+              <w:bottom w:val="single" w:sz="4" w:space="0" w:color="auto"/>
+            </w:tcBorders>
+            <w:vAlign w:val="center"/>
+          </w:tcPr>
+          <w:p>
+            <w:pPr>
+              <w:rPr>
+                <w:rFonts w:ascii="Arial" w:hAnsi="Arial" w:cs="Arial"/>
+                <w:iCs/>
+                <w:noProof/>
+                <w:sz w:val="20"/>
+                <w:szCs w:val="20"/>
+              </w:rPr>
+            </w:pPr>
+          </w:p>
+        </w:tc>
+        <w:tc>
+          <w:tcPr>
+            <w:tcW w:w="4531" w:type="dxa"/>
+            <w:tcBorders>
+              <w:top w:val="nil"/>
+              <w:bottom w:val="single" w:sz="4" w:space="0" w:color="auto"/>
+            </w:tcBorders>
+            <w:vAlign w:val="center"/>
+          </w:tcPr>
+          <w:p>
+            <w:pPr>
+              <w:rPr>
+                <w:rFonts w:ascii="Arial" w:hAnsi="Arial" w:cs="Arial"/>
+                <w:noProof/>
+                <w:sz w:val="20"/>
+                <w:szCs w:val="20"/>
+              </w:rPr>
+            </w:pPr>
+            <w:r>
+              <w:rPr>
+                <w:rFonts w:ascii="Arial" w:hAnsi="Arial" w:cs="Arial"/>
+                <w:noProof/>
+                <w:sz w:val="20"/>
+                <w:szCs w:val="20"/>
+              </w:rPr>
+              <w:t>5.a.2. Le scénario se termine.</w:t>
+            </w:r>
+          </w:p>
+        </w:tc>
+      </w:tr>
+      <w:tr>
+        <w:trPr>
+          <w:trHeight w:val="300"/>
+        </w:trPr>
+        <w:tc>
+          <w:tcPr>
+            <w:tcW w:w="9062" w:type="dxa"/>
+            <w:gridSpan w:val="3"/>
+            <w:shd w:val="pct15" w:color="auto" w:fill="auto"/>
+            <w:vAlign w:val="center"/>
+          </w:tcPr>
+          <w:p>
+            <w:pPr>
+              <w:jc w:val="center"/>
+              <w:rPr>
+                <w:rFonts w:ascii="Arial" w:hAnsi="Arial" w:cs="Arial"/>
+                <w:b/>
+                <w:bCs/>
+                <w:noProof/>
+                <w:sz w:val="20"/>
+                <w:szCs w:val="20"/>
+              </w:rPr>
+            </w:pPr>
+            <w:r>
+              <w:rPr>
+                <w:rFonts w:ascii="Arial" w:hAnsi="Arial" w:cs="Arial"/>
+                <w:b/>
+                <w:bCs/>
+                <w:noProof/>
+                <w:sz w:val="20"/>
+                <w:szCs w:val="20"/>
+              </w:rPr>
+              <w:t xml:space="preserve">Scénario alternatif </w:t>
+            </w:r>
+            <w:r>
+              <w:rPr>
+                <w:rFonts w:ascii="Arial" w:hAnsi="Arial" w:cs="Arial"/>
+                <w:b/>
+                <w:bCs/>
+                <w:noProof/>
+                <w:sz w:val="20"/>
+                <w:szCs w:val="20"/>
+              </w:rPr>
+              <w:t>5</w:t>
+            </w:r>
+            <w:r>
+              <w:rPr>
+                <w:rFonts w:ascii="Arial" w:hAnsi="Arial" w:cs="Arial"/>
+                <w:b/>
+                <w:bCs/>
+                <w:noProof/>
+                <w:sz w:val="20"/>
+                <w:szCs w:val="20"/>
+              </w:rPr>
+              <w:t xml:space="preserve"> : </w:t>
+            </w:r>
+            <w:r>
+              <w:rPr>
+                <w:rFonts w:ascii="Arial" w:hAnsi="Arial" w:cs="Arial"/>
+                <w:sz w:val="20"/>
+                <w:szCs w:val="20"/>
+              </w:rPr>
+              <w:t>Le formateu</w:t>
+            </w:r>
+            <w:bookmarkStart w:id="0" w:name="_GoBack"/>
+            <w:bookmarkEnd w:id="0"/>
+            <w:r>
+              <w:rPr>
+                <w:rFonts w:ascii="Arial" w:hAnsi="Arial" w:cs="Arial"/>
+                <w:sz w:val="20"/>
+                <w:szCs w:val="20"/>
+              </w:rPr>
+              <w:t>r choisit d’autoriser ou d’interdire le processus</w:t>
+            </w:r>
+          </w:p>
+        </w:tc>
+      </w:tr>
+      <w:tr>
+        <w:trPr>
+          <w:trHeight w:val="493"/>
+        </w:trPr>
+        <w:tc>
+          <w:tcPr>
+            <w:tcW w:w="4531" w:type="dxa"/>
+            <w:gridSpan w:val="2"/>
+            <w:tcBorders>
+              <w:top w:val="nil"/>
+              <w:bottom w:val="single" w:sz="4" w:space="0" w:color="auto"/>
+            </w:tcBorders>
+            <w:vAlign w:val="center"/>
+          </w:tcPr>
+          <w:p>
+            <w:pPr>
+              <w:rPr>
+                <w:rFonts w:ascii="Arial" w:hAnsi="Arial" w:cs="Arial"/>
+                <w:iCs/>
+                <w:noProof/>
+                <w:sz w:val="20"/>
+                <w:szCs w:val="20"/>
+              </w:rPr>
+            </w:pPr>
+            <w:r>
+              <w:rPr>
+                <w:rFonts w:ascii="Arial" w:hAnsi="Arial" w:cs="Arial"/>
+                <w:sz w:val="20"/>
+                <w:szCs w:val="20"/>
+              </w:rPr>
+              <w:t xml:space="preserve">2.a.1 </w:t>
+            </w:r>
+            <w:r>
+              <w:rPr>
+                <w:rFonts w:ascii="Arial" w:hAnsi="Arial" w:cs="Arial"/>
+                <w:sz w:val="20"/>
+                <w:szCs w:val="20"/>
+              </w:rPr>
+              <w:t>Le formateur choisit d’autoriser ou d’interdire le processus</w:t>
+            </w:r>
+          </w:p>
+        </w:tc>
+        <w:tc>
+          <w:tcPr>
+            <w:tcW w:w="4531" w:type="dxa"/>
+            <w:tcBorders>
+              <w:top w:val="nil"/>
+              <w:bottom w:val="single" w:sz="4" w:space="0" w:color="auto"/>
+            </w:tcBorders>
+            <w:vAlign w:val="center"/>
+          </w:tcPr>
+          <w:p>
+            <w:pPr>
+              <w:rPr>
+                <w:rFonts w:ascii="Arial" w:hAnsi="Arial" w:cs="Arial"/>
+                <w:noProof/>
+                <w:sz w:val="20"/>
+                <w:szCs w:val="20"/>
+              </w:rPr>
+            </w:pPr>
+            <w:r>
+              <w:rPr>
+                <w:rFonts w:ascii="Arial" w:hAnsi="Arial" w:cs="Arial"/>
+                <w:noProof/>
+                <w:sz w:val="20"/>
+                <w:szCs w:val="20"/>
+              </w:rPr>
+              <w:t>2.a.2</w:t>
+            </w:r>
+            <w:r>
+              <w:rPr>
+                <w:rFonts w:ascii="Arial" w:hAnsi="Arial" w:cs="Arial"/>
+                <w:noProof/>
+                <w:sz w:val="20"/>
+                <w:szCs w:val="20"/>
+              </w:rPr>
+              <w:t xml:space="preserve">. </w:t>
+            </w:r>
+            <w:r>
+              <w:rPr>
+                <w:rFonts w:ascii="Arial" w:hAnsi="Arial" w:cs="Arial"/>
+                <w:sz w:val="20"/>
+                <w:szCs w:val="20"/>
+              </w:rPr>
+              <w:t>Le système enregistre immédiatement la nouvelle règle.</w:t>
+            </w:r>
+          </w:p>
+        </w:tc>
+      </w:tr>
+      <w:tr>
+        <w:trPr>
+          <w:trHeight w:val="430"/>
+        </w:trPr>
+        <w:tc>
+          <w:tcPr>
+            <w:tcW w:w="4531" w:type="dxa"/>
+            <w:gridSpan w:val="2"/>
+            <w:tcBorders>
+              <w:top w:val="nil"/>
+              <w:bottom w:val="single" w:sz="4" w:space="0" w:color="auto"/>
+            </w:tcBorders>
+            <w:vAlign w:val="center"/>
+          </w:tcPr>
+          <w:p>
+            <w:pPr>
+              <w:rPr>
+                <w:rFonts w:ascii="Arial" w:hAnsi="Arial" w:cs="Arial"/>
+                <w:iCs/>
+                <w:noProof/>
+                <w:sz w:val="20"/>
+                <w:szCs w:val="20"/>
+              </w:rPr>
+            </w:pPr>
+          </w:p>
+        </w:tc>
+        <w:tc>
+          <w:tcPr>
+            <w:tcW w:w="4531" w:type="dxa"/>
+            <w:tcBorders>
+              <w:top w:val="nil"/>
+              <w:bottom w:val="single" w:sz="4" w:space="0" w:color="auto"/>
+            </w:tcBorders>
+            <w:vAlign w:val="center"/>
+          </w:tcPr>
+          <w:p>
+            <w:pPr>
+              <w:rPr>
+                <w:rFonts w:ascii="Arial" w:hAnsi="Arial" w:cs="Arial"/>
+                <w:noProof/>
+                <w:sz w:val="20"/>
+                <w:szCs w:val="20"/>
+              </w:rPr>
+            </w:pPr>
+            <w:r>
+              <w:rPr>
+                <w:rFonts w:ascii="Arial" w:hAnsi="Arial" w:cs="Arial"/>
+                <w:noProof/>
+                <w:sz w:val="20"/>
+                <w:szCs w:val="20"/>
+              </w:rPr>
+              <w:t>2.a.3</w:t>
+            </w:r>
+            <w:r>
+              <w:rPr>
+                <w:rFonts w:ascii="Arial" w:hAnsi="Arial" w:cs="Arial"/>
+                <w:noProof/>
+                <w:sz w:val="20"/>
+                <w:szCs w:val="20"/>
+              </w:rPr>
+              <w:t xml:space="preserve">. </w:t>
+            </w:r>
+            <w:r>
+              <w:rPr>
+                <w:rFonts w:ascii="Arial" w:hAnsi="Arial" w:cs="Arial"/>
+                <w:sz w:val="20"/>
+                <w:szCs w:val="20"/>
+              </w:rPr>
+              <w:t>Si le processus est interdit et qu’il est en cours, le système arrête le processus.</w:t>
+            </w:r>
+          </w:p>
+        </w:tc>
+      </w:tr>
+      <w:tr>
+        <w:trPr>
+          <w:trHeight w:val="484"/>
+        </w:trPr>
+        <w:tc>
+          <w:tcPr>
+            <w:tcW w:w="4531" w:type="dxa"/>
+            <w:gridSpan w:val="2"/>
+            <w:tcBorders>
+              <w:top w:val="nil"/>
+              <w:bottom w:val="single" w:sz="4" w:space="0" w:color="auto"/>
+            </w:tcBorders>
+            <w:vAlign w:val="center"/>
+          </w:tcPr>
+          <w:p>
+            <w:pPr>
+              <w:rPr>
+                <w:rFonts w:ascii="Arial" w:hAnsi="Arial" w:cs="Arial"/>
+                <w:iCs/>
+                <w:noProof/>
+                <w:sz w:val="20"/>
+                <w:szCs w:val="20"/>
+              </w:rPr>
+            </w:pPr>
+          </w:p>
+        </w:tc>
+        <w:tc>
+          <w:tcPr>
+            <w:tcW w:w="4531" w:type="dxa"/>
+            <w:tcBorders>
+              <w:top w:val="nil"/>
+              <w:bottom w:val="single" w:sz="4" w:space="0" w:color="auto"/>
+            </w:tcBorders>
+            <w:vAlign w:val="center"/>
+          </w:tcPr>
+          <w:p>
+            <w:pPr>
+              <w:rPr>
+                <w:rFonts w:ascii="Arial" w:hAnsi="Arial" w:cs="Arial"/>
+                <w:noProof/>
+                <w:sz w:val="20"/>
+                <w:szCs w:val="20"/>
+              </w:rPr>
+            </w:pPr>
+            <w:r>
+              <w:rPr>
+                <w:rFonts w:ascii="Arial" w:hAnsi="Arial" w:cs="Arial"/>
+                <w:noProof/>
+                <w:sz w:val="20"/>
+                <w:szCs w:val="20"/>
+              </w:rPr>
+              <w:t>2.a.4</w:t>
+            </w:r>
+            <w:r>
+              <w:rPr>
+                <w:rFonts w:ascii="Arial" w:hAnsi="Arial" w:cs="Arial"/>
+                <w:noProof/>
+                <w:sz w:val="20"/>
+                <w:szCs w:val="20"/>
+              </w:rPr>
+              <w:t>. Le scénario se termine.</w:t>
             </w:r>
           </w:p>
         </w:tc>
